--- a/deliverables/05-20-62123/Assumptions Email - 41000076579 (05-20-62123 (TIP #HS-2005A)).docx
+++ b/deliverables/05-20-62123/Assumptions Email - 41000076579 (05-20-62123 (TIP #HS-2005A)).docx
@@ -107,20 +107,6 @@
         <w:rPr>
           <w:b/>
         </w:rPr>
-        <w:t xml:space="preserve">Signal ID: </w:t>
-      </w:r>
-      <w:r>
-        <w:t>N/A</w:t>
-      </w:r>
-    </w:p>
-    <w:p>
-      <w:pPr>
-        <w:pStyle w:val="ListBullet"/>
-      </w:pPr>
-      <w:r>
-        <w:rPr>
-          <w:b/>
-        </w:rPr>
         <w:t xml:space="preserve">Countermeasure: </w:t>
       </w:r>
       <w:r>
@@ -138,7 +124,7 @@
         <w:t xml:space="preserve">Statement of Problem: </w:t>
       </w:r>
       <w:r>
-        <w:t>n/a</w:t>
+        <w:t>Angle type crashes are occurring.</w:t>
       </w:r>
     </w:p>
     <w:p>
@@ -149,10 +135,62 @@
         <w:rPr>
           <w:b/>
         </w:rPr>
-        <w:t xml:space="preserve">Project Cost: </w:t>
+        <w:t xml:space="preserve">Total Cost Estimate: </w:t>
       </w:r>
       <w:r>
         <w:t>$278,000</w:t>
+      </w:r>
+    </w:p>
+    <w:p>
+      <w:pPr>
+        <w:pStyle w:val="ListBullet2"/>
+      </w:pPr>
+      <w:r>
+        <w:rPr>
+          <w:b w:val="0"/>
+        </w:rPr>
+      </w:r>
+      <w:r>
+        <w:t>Construction: $100,000</w:t>
+      </w:r>
+    </w:p>
+    <w:p>
+      <w:pPr>
+        <w:pStyle w:val="ListBullet2"/>
+      </w:pPr>
+      <w:r>
+        <w:rPr>
+          <w:b w:val="0"/>
+        </w:rPr>
+      </w:r>
+      <w:r>
+        <w:t>PE: $22,000</w:t>
+      </w:r>
+    </w:p>
+    <w:p>
+      <w:pPr>
+        <w:pStyle w:val="ListBullet2"/>
+      </w:pPr>
+      <w:r>
+        <w:rPr>
+          <w:b w:val="0"/>
+        </w:rPr>
+      </w:r>
+      <w:r>
+        <w:t>Companion funding: $156,000</w:t>
+      </w:r>
+    </w:p>
+    <w:p>
+      <w:pPr>
+        <w:pStyle w:val="ListBullet2"/>
+      </w:pPr>
+      <w:r>
+        <w:rPr>
+          <w:b w:val="0"/>
+        </w:rPr>
+      </w:r>
+      <w:r>
+        <w:t>B/C Ratio: 8.52</w:t>
       </w:r>
     </w:p>
     <w:p>
@@ -270,7 +308,7 @@
         <w:t xml:space="preserve">Project Dev Crash Summary: </w:t>
       </w:r>
       <w:r>
-        <w:t>8/1/2010 to 7/31/2020: 19 total crashes (1 B, 3 C, 15 PDO), 4 total injury crashes; CR = 3.16 total injury crashes per the Master Evaluation Spreadsheet.</w:t>
+        <w:t>8/1/2010 to 7/31/2020: 19 total crashes (0 K, 0 A, 1 B, 3 C, 15 PDO), 4 injury crashes, severity index 2.56. The Master Evaluation Spreadsheet crash history also lists CR = 3.16.</w:t>
       </w:r>
     </w:p>
     <w:p>
@@ -282,6 +320,19 @@
           <w:b/>
         </w:rPr>
         <w:t xml:space="preserve">Additional Notes: </w:t>
+      </w:r>
+    </w:p>
+    <w:p>
+      <w:pPr>
+        <w:pStyle w:val="ListBullet2"/>
+      </w:pPr>
+      <w:r>
+        <w:rPr>
+          <w:b w:val="0"/>
+        </w:rPr>
+      </w:r>
+      <w:r>
+        <w:t>The Master Evaluation Spreadsheet lists a construction start of 4/14/2021, and the Division reports construction complete on 10/15/2021. The 5/26/2021 crash report codes the same traffic control type as the 2017 report under stop control, not the type coded on the reports from inside the roundabout, so that crash stays in the before period and the typical 3 month window ending 12/31/2021 is kept. Please confirm.</w:t>
       </w:r>
     </w:p>
     <w:p>

--- a/deliverables/05-20-62123/Assumptions Email - 41000076579 (05-20-62123 (TIP #HS-2005A)).docx
+++ b/deliverables/05-20-62123/Assumptions Email - 41000076579 (05-20-62123 (TIP #HS-2005A)).docx
@@ -107,6 +107,20 @@
         <w:rPr>
           <w:b/>
         </w:rPr>
+        <w:t xml:space="preserve">Signal ID: </w:t>
+      </w:r>
+      <w:r>
+        <w:t>N/A</w:t>
+      </w:r>
+    </w:p>
+    <w:p>
+      <w:pPr>
+        <w:pStyle w:val="ListBullet"/>
+      </w:pPr>
+      <w:r>
+        <w:rPr>
+          <w:b/>
+        </w:rPr>
         <w:t xml:space="preserve">Countermeasure: </w:t>
       </w:r>
       <w:r>
@@ -124,7 +138,7 @@
         <w:t xml:space="preserve">Statement of Problem: </w:t>
       </w:r>
       <w:r>
-        <w:t>Angle type crashes are occurring.</w:t>
+        <w:t>n/a</w:t>
       </w:r>
     </w:p>
     <w:p>
@@ -135,62 +149,10 @@
         <w:rPr>
           <w:b/>
         </w:rPr>
-        <w:t xml:space="preserve">Total Cost Estimate: </w:t>
+        <w:t xml:space="preserve">Project Cost: </w:t>
       </w:r>
       <w:r>
         <w:t>$278,000</w:t>
-      </w:r>
-    </w:p>
-    <w:p>
-      <w:pPr>
-        <w:pStyle w:val="ListBullet2"/>
-      </w:pPr>
-      <w:r>
-        <w:rPr>
-          <w:b w:val="0"/>
-        </w:rPr>
-      </w:r>
-      <w:r>
-        <w:t>Construction: $100,000</w:t>
-      </w:r>
-    </w:p>
-    <w:p>
-      <w:pPr>
-        <w:pStyle w:val="ListBullet2"/>
-      </w:pPr>
-      <w:r>
-        <w:rPr>
-          <w:b w:val="0"/>
-        </w:rPr>
-      </w:r>
-      <w:r>
-        <w:t>PE: $22,000</w:t>
-      </w:r>
-    </w:p>
-    <w:p>
-      <w:pPr>
-        <w:pStyle w:val="ListBullet2"/>
-      </w:pPr>
-      <w:r>
-        <w:rPr>
-          <w:b w:val="0"/>
-        </w:rPr>
-      </w:r>
-      <w:r>
-        <w:t>Companion funding: $156,000</w:t>
-      </w:r>
-    </w:p>
-    <w:p>
-      <w:pPr>
-        <w:pStyle w:val="ListBullet2"/>
-      </w:pPr>
-      <w:r>
-        <w:rPr>
-          <w:b w:val="0"/>
-        </w:rPr>
-      </w:r>
-      <w:r>
-        <w:t>B/C Ratio: 8.52</w:t>
       </w:r>
     </w:p>
     <w:p>
@@ -308,7 +270,7 @@
         <w:t xml:space="preserve">Project Dev Crash Summary: </w:t>
       </w:r>
       <w:r>
-        <w:t>8/1/2010 to 7/31/2020: 19 total crashes (0 K, 0 A, 1 B, 3 C, 15 PDO), 4 injury crashes, severity index 2.56. The Master Evaluation Spreadsheet crash history also lists CR = 3.16.</w:t>
+        <w:t>8/1/2010 to 7/31/2020: 19 total crashes (1 B, 3 C, 15 PDO), 4 total injury crashes; CR = 3.16 total injury crashes per the Master Evaluation Spreadsheet.</w:t>
       </w:r>
     </w:p>
     <w:p>
